--- a/Acordes domingo/Jorge/Sentado en su trono - JAR (E).docx
+++ b/Acordes domingo/Jorge/Sentado en su trono - JAR (E).docx
@@ -53,7 +53,10 @@
         </w:rPr>
       </w:pPr>
       <w:r>
-        <w:rPr/>
+        <w:rPr>
+          <w:sz w:val="15"/>
+          <w:szCs w:val="15"/>
+        </w:rPr>
       </w:r>
     </w:p>
     <w:p>
@@ -128,7 +131,10 @@
         </w:rPr>
       </w:pPr>
       <w:r>
-        <w:rPr/>
+        <w:rPr>
+          <w:sz w:val="15"/>
+          <w:szCs w:val="15"/>
+        </w:rPr>
       </w:r>
     </w:p>
     <w:p>
@@ -365,7 +371,10 @@
         </w:rPr>
       </w:pPr>
       <w:r>
-        <w:rPr/>
+        <w:rPr>
+          <w:sz w:val="15"/>
+          <w:szCs w:val="15"/>
+        </w:rPr>
       </w:r>
     </w:p>
     <w:p>
@@ -482,7 +491,10 @@
         </w:rPr>
       </w:pPr>
       <w:r>
-        <w:rPr/>
+        <w:rPr>
+          <w:sz w:val="15"/>
+          <w:szCs w:val="15"/>
+        </w:rPr>
       </w:r>
     </w:p>
     <w:p>
@@ -707,7 +719,10 @@
         </w:rPr>
       </w:pPr>
       <w:r>
-        <w:rPr/>
+        <w:rPr>
+          <w:sz w:val="15"/>
+          <w:szCs w:val="15"/>
+        </w:rPr>
       </w:r>
     </w:p>
     <w:p>
@@ -824,7 +839,10 @@
         </w:rPr>
       </w:pPr>
       <w:r>
-        <w:rPr/>
+        <w:rPr>
+          <w:sz w:val="15"/>
+          <w:szCs w:val="15"/>
+        </w:rPr>
       </w:r>
     </w:p>
     <w:p>
@@ -950,7 +968,7 @@
           <w:szCs w:val="13"/>
           <w:lang w:val="es-ES"/>
         </w:rPr>
-        <w:t>F#m  B   E</w:t>
+        <w:t>F#m  B   C D E</w:t>
       </w:r>
     </w:p>
     <w:p>
@@ -1271,7 +1289,7 @@
     <w:pPr>
       <w:widowControl/>
       <w:suppressAutoHyphens w:val="true"/>
-      <w:overflowPunct w:val="true"/>
+      <w:overflowPunct w:val="false"/>
       <w:bidi w:val="0"/>
       <w:spacing w:before="0" w:after="0"/>
       <w:jc w:val="left"/>
